--- a/Day 32 - Document/Day 32 task Document.docx
+++ b/Day 32 - Document/Day 32 task Document.docx
@@ -358,15 +358,13 @@
         </w:rPr>
         <w:t xml:space="preserve">Next add style to button </w:t>
       </w:r>
-      <w:proofErr w:type="spellStart"/>
-      <w:r>
-        <w:rPr>
-          <w:sz w:val="24"/>
-          <w:szCs w:val="24"/>
-        </w:rPr>
-        <w:t>reqired</w:t>
-      </w:r>
-      <w:proofErr w:type="spellEnd"/>
+      <w:r>
+        <w:rPr>
+          <w:sz w:val="24"/>
+          <w:szCs w:val="24"/>
+        </w:rPr>
+        <w:t>required</w:t>
+      </w:r>
       <w:r>
         <w:rPr>
           <w:sz w:val="24"/>
@@ -390,15 +388,13 @@
         </w:rPr>
         <w:t xml:space="preserve"> padding , </w:t>
       </w:r>
-      <w:proofErr w:type="spellStart"/>
-      <w:r>
-        <w:rPr>
-          <w:sz w:val="24"/>
-          <w:szCs w:val="24"/>
-        </w:rPr>
-        <w:t>marging</w:t>
-      </w:r>
-      <w:proofErr w:type="spellEnd"/>
+      <w:r>
+        <w:rPr>
+          <w:sz w:val="24"/>
+          <w:szCs w:val="24"/>
+        </w:rPr>
+        <w:t>margin</w:t>
+      </w:r>
       <w:r>
         <w:rPr>
           <w:sz w:val="24"/>
@@ -445,17 +441,7 @@
           <w:szCs w:val="24"/>
           <w:u w:val="single"/>
         </w:rPr>
-        <w:t xml:space="preserve">JavaScript </w:t>
-      </w:r>
-      <w:r>
-        <w:rPr>
-          <w:b/>
-          <w:bCs/>
-          <w:sz w:val="24"/>
-          <w:szCs w:val="24"/>
-          <w:u w:val="single"/>
-        </w:rPr>
-        <w:t>PART</w:t>
+        <w:t>JavaScript PART</w:t>
       </w:r>
       <w:r>
         <w:rPr>
@@ -3258,21 +3244,7 @@
           <w:sz w:val="24"/>
           <w:szCs w:val="24"/>
         </w:rPr>
-        <w:t>(“id1”).type=”</w:t>
-      </w:r>
-      <w:r>
-        <w:rPr>
-          <w:sz w:val="24"/>
-          <w:szCs w:val="24"/>
-        </w:rPr>
-        <w:t>password</w:t>
-      </w:r>
-      <w:r>
-        <w:rPr>
-          <w:sz w:val="24"/>
-          <w:szCs w:val="24"/>
-        </w:rPr>
-        <w:t>”;</w:t>
+        <w:t>(“id1”).type=”password”;</w:t>
       </w:r>
     </w:p>
     <w:p>
@@ -3523,31 +3495,7 @@
           <w:sz w:val="24"/>
           <w:szCs w:val="24"/>
         </w:rPr>
-        <w:t>S</w:t>
-      </w:r>
-      <w:r>
-        <w:rPr>
-          <w:b/>
-          <w:bCs/>
-          <w:i/>
-          <w:iCs/>
-          <w:color w:val="FF0000"/>
-          <w:sz w:val="24"/>
-          <w:szCs w:val="24"/>
-        </w:rPr>
-        <w:t>earch</w:t>
-      </w:r>
-      <w:r>
-        <w:rPr>
-          <w:b/>
-          <w:bCs/>
-          <w:i/>
-          <w:iCs/>
-          <w:color w:val="FF0000"/>
-          <w:sz w:val="24"/>
-          <w:szCs w:val="24"/>
-        </w:rPr>
-        <w:t>:</w:t>
+        <w:t>Search:</w:t>
       </w:r>
     </w:p>
     <w:p>
